--- a/cv/Jubair-CV-2026-September-Updated-v3.docx
+++ b/cv/Jubair-CV-2026-September-Updated-v3.docx
@@ -1716,7 +1716,35 @@
           <w:sz w:val="22"/>
           <w:szCs w:val="22"/>
         </w:rPr>
-        <w:t>Average enrollment: 50–80 students</w:t>
+        <w:t xml:space="preserve">Average enrollment: </w:t>
+      </w:r>
+      <w:r>
+        <w:rPr>
+          <w:sz w:val="22"/>
+          <w:szCs w:val="22"/>
+        </w:rPr>
+        <w:t>8</w:t>
+      </w:r>
+      <w:r>
+        <w:rPr>
+          <w:sz w:val="22"/>
+          <w:szCs w:val="22"/>
+        </w:rPr>
+        <w:t>0–</w:t>
+      </w:r>
+      <w:r>
+        <w:rPr>
+          <w:sz w:val="22"/>
+          <w:szCs w:val="22"/>
+        </w:rPr>
+        <w:t>10</w:t>
+      </w:r>
+      <w:r>
+        <w:rPr>
+          <w:sz w:val="22"/>
+          <w:szCs w:val="22"/>
+        </w:rPr>
+        <w:t>0 students</w:t>
       </w:r>
     </w:p>
     <w:p>
@@ -2323,7 +2351,15 @@
           <w:sz w:val="22"/>
           <w:szCs w:val="22"/>
         </w:rPr>
-        <w:t>2026 – Present</w:t>
+        <w:t>2026</w:t>
+      </w:r>
+      <w:r>
+        <w:rPr>
+          <w:rFonts w:ascii="Times New Roman" w:hAnsi="Times New Roman" w:cs="Times New Roman"/>
+          <w:sz w:val="22"/>
+          <w:szCs w:val="22"/>
+        </w:rPr>
+        <w:tab/>
       </w:r>
       <w:r>
         <w:rPr>
@@ -2411,17 +2447,25 @@
         </w:rPr>
         <w:t xml:space="preserve">Project links: </w:t>
       </w:r>
-      <w:hyperlink r:id="rId13">
+      <w:hyperlink r:id="rId13" w:history="1">
         <w:r>
           <w:rPr>
-            <w:rFonts w:ascii="Times New Roman" w:hAnsi="Times New Roman"/>
-            <w:color w:val="0563C1"/>
+            <w:rStyle w:val="Hyperlink"/>
+            <w:rFonts w:ascii="Times New Roman" w:hAnsi="Times New Roman" w:cs="Times New Roman"/>
             <w:sz w:val="22"/>
-            <w:u w:val="single"/>
+            <w:szCs w:val="22"/>
           </w:rPr>
-          <w:t>Website</w:t>
+          <w:t>https://imruljubair.github.io/byhand/</w:t>
         </w:r>
       </w:hyperlink>
+      <w:r>
+        <w:rPr>
+          <w:rFonts w:ascii="Times New Roman" w:hAnsi="Times New Roman" w:cs="Times New Roman"/>
+          <w:sz w:val="22"/>
+          <w:szCs w:val="22"/>
+        </w:rPr>
+        <w:t xml:space="preserve"> </w:t>
+      </w:r>
     </w:p>
     <w:p>
       <w:pPr>
@@ -4603,7 +4647,7 @@
           <w:sz w:val="22"/>
           <w:szCs w:val="22"/>
         </w:rPr>
-        <w:tab/>
+        <w:t>, 2026</w:t>
       </w:r>
       <w:r>
         <w:rPr>
@@ -4624,25 +4668,34 @@
         <w:tab/>
         <w:t>Computer Science Peer Mentor</w:t>
       </w:r>
-    </w:p>
-    <w:p>
-      <w:pPr>
-        <w:spacing w:line="276" w:lineRule="auto"/>
-        <w:jc w:val="both"/>
+      <w:r>
         <w:rPr>
           <w:rFonts w:ascii="Times New Roman" w:hAnsi="Times New Roman" w:cs="Times New Roman"/>
           <w:color w:val="000000"/>
           <w:sz w:val="22"/>
           <w:szCs w:val="22"/>
         </w:rPr>
-      </w:pPr>
-      <w:r>
+        <w:t xml:space="preserve"> for Incoming PhD students</w:t>
+      </w:r>
+    </w:p>
+    <w:p>
+      <w:pPr>
+        <w:spacing w:line="276" w:lineRule="auto"/>
+        <w:jc w:val="both"/>
         <w:rPr>
           <w:rFonts w:ascii="Times New Roman" w:hAnsi="Times New Roman" w:cs="Times New Roman"/>
           <w:color w:val="000000"/>
           <w:sz w:val="22"/>
           <w:szCs w:val="22"/>
         </w:rPr>
+      </w:pPr>
+      <w:r>
+        <w:rPr>
+          <w:rFonts w:ascii="Times New Roman" w:hAnsi="Times New Roman" w:cs="Times New Roman"/>
+          <w:color w:val="000000"/>
+          <w:sz w:val="22"/>
+          <w:szCs w:val="22"/>
+        </w:rPr>
         <w:t>2023, 2024</w:t>
       </w:r>
       <w:r>
@@ -4805,7 +4858,6 @@
       <w:pPr>
         <w:spacing w:line="276" w:lineRule="auto"/>
         <w:ind w:left="2160" w:hanging="2160"/>
-        <w:jc w:val="both"/>
         <w:rPr>
           <w:rFonts w:ascii="Times New Roman" w:hAnsi="Times New Roman" w:cs="Times New Roman"/>
           <w:color w:val="000000"/>

--- a/cv/Jubair-CV-2026-September-Updated-v3.docx
+++ b/cv/Jubair-CV-2026-September-Updated-v3.docx
@@ -2249,9 +2249,7 @@
     </w:p>
     <w:p>
       <w:pPr>
-        <w:pStyle w:val="ListParagraph"/>
-        <w:spacing w:line="276" w:lineRule="auto"/>
-        <w:ind w:left="3240"/>
+        <w:spacing w:line="276" w:lineRule="auto"/>
         <w:jc w:val="both"/>
         <w:rPr>
           <w:sz w:val="22"/>
